--- a/paper/submission/title-page.docx
+++ b/paper/submission/title-page.docx
@@ -7,7 +7,11 @@
         <w:pStyle w:val="Title"/>
       </w:pPr>
       <w:r>
-        <w:rPr/>
+        <w:rPr>
+          <w:b/>
+          <w:sz w:val="32"/>
+          <w:szCs w:val="32"/>
+        </w:rPr>
         <w:t xml:space="preserve">Title page</w:t>
       </w:r>
     </w:p>
@@ -34,7 +38,11 @@
         <w:pStyle w:val="Heading1"/>
       </w:pPr>
       <w:r>
-        <w:rPr/>
+        <w:rPr>
+          <w:b/>
+          <w:sz w:val="28"/>
+          <w:szCs w:val="28"/>
+        </w:rPr>
         <w:t xml:space="preserve">Declarations that identify the author</w:t>
       </w:r>
     </w:p>

--- a/paper/submission/title-page.docx
+++ b/paper/submission/title-page.docx
@@ -55,7 +55,7 @@
     <w:p>
       <w:r>
         <w:rPr/>
-        <w:t xml:space="preserve">Competing interests: none. Declaration of interests: the author declares no known competing financial interests or personal relationships that could have appeared to influence the work reported in this paper.</w:t>
+        <w:t xml:space="preserve">Declaration of interests: none; the author declares no known competing financial interests or personal relationships that could have appeared to influence the work reported in this paper.</w:t>
       </w:r>
     </w:p>
     <w:p>

--- a/paper/submission/title-page.docx
+++ b/paper/submission/title-page.docx
@@ -73,7 +73,7 @@
     <w:p>
       <w:r>
         <w:rPr/>
-        <w:t xml:space="preserve">Preprint: to be posted on engrXiv before submission; its DOI goes here.</w:t>
+        <w:t xml:space="preserve">Preprint: submitted to engrXiv on 24 October 2026 (submission 8632); its DOI will be added here once the moderator posts it.</w:t>
       </w:r>
     </w:p>
     <w:sectPr>

--- a/paper/submission/title-page.docx
+++ b/paper/submission/title-page.docx
@@ -30,7 +30,7 @@
     <w:p>
       <w:r>
         <w:rPr/>
-        <w:t xml:space="preserve">Submission note: Case Studies on Transport Policy (article). The manuscript (manuscript.md) is the review copy for double-anonymised review and carries no author details; this page carries the author details and the declarations that identify the author. Both are restored into the manuscript on acceptance. Numbers are those of release v1.1.0 of the repository, and every one of them can be regenerated from it. Length: about 6,600 words from the Introduction to the Conclusions, tables and references excluded; under 7,000 even with the title, abstract, keywords and figure captions.</w:t>
+        <w:t xml:space="preserve">Submission note: Public Transport (Springer), article type Case Study and Application. Review there is not anonymised, so the submitted manuscript is the full version (submission/manuscript-full.docx) with the author line and these declarations in it; manuscript.md stays the anonymised copy for a journal that needs one, with this page as its title page. Numbers are those of release v1.1.0 of the repository, and every one of them can be regenerated from it. Length: about 6,600 words from the Introduction to the Conclusions, tables and references excluded; under 7,000 even with the title, abstract, keywords and figure captions.</w:t>
       </w:r>
     </w:p>
     <w:p>
